--- a/docs/content/quarto/leaf_report_template.docx
+++ b/docs/content/quarto/leaf_report_template.docx
@@ -31,7 +31,7 @@
         <w:pStyle w:val="Date"/>
       </w:pPr>
       <w:r>
-        <w:t xml:space="preserve">2026-07-05</w:t>
+        <w:t xml:space="preserve">2026-08-27</w:t>
       </w:r>
     </w:p>
     <w:sdt>
@@ -422,46 +422,40 @@
         <w:pStyle w:val="BodyText"/>
       </w:pPr>
       <w:r>
-        <w:t xml:space="preserve">On average, shady-side leaves weighed</w:t>
+        <w:t xml:space="preserve">Read the mean weight for each side straight from the</w:t>
       </w:r>
       <w:r>
         <w:t xml:space="preserve"> </w:t>
       </w:r>
       <w:r>
         <w:rPr>
-          <w:b/>
-          <w:bCs/>
+          <w:rStyle w:val="VerbatimChar"/>
         </w:rPr>
-        <w:t xml:space="preserve">7.8 g</w:t>
+        <w:t xml:space="preserve">mean_wt</w:t>
       </w:r>
       <w:r>
         <w:t xml:space="preserve"> </w:t>
       </w:r>
       <w:r>
-        <w:t xml:space="preserve">and sunny-side leaves weighed</w:t>
+        <w:t xml:space="preserve">column of Table 1.</w:t>
       </w:r>
       <w:r>
         <w:t xml:space="preserve"> </w:t>
       </w:r>
       <w:r>
-        <w:rPr>
-          <w:b/>
-          <w:bCs/>
-        </w:rPr>
-        <w:t xml:space="preserve">3.8 g</w:t>
-      </w:r>
-      <w:r>
-        <w:t xml:space="preserve">.</w:t>
+        <w:t xml:space="preserve">Because the table is built from the data every time the document renders, the</w:t>
       </w:r>
       <w:r>
         <w:t xml:space="preserve"> </w:t>
       </w:r>
       <w:r>
-        <w:rPr>
-          <w:i/>
-          <w:iCs/>
-        </w:rPr>
-        <w:t xml:space="preserve">(Notice: those numbers are inserted with inline code — change the data and the sentence updates itself.)</w:t>
+        <w:t xml:space="preserve">numbers update themselves whenever the data file changes — nothing is typed by</w:t>
+      </w:r>
+      <w:r>
+        <w:t xml:space="preserve"> </w:t>
+      </w:r>
+      <w:r>
+        <w:t xml:space="preserve">hand.</w:t>
       </w:r>
     </w:p>
     <w:p>

--- a/docs/content/quarto/leaf_report_template.docx
+++ b/docs/content/quarto/leaf_report_template.docx
@@ -31,7 +31,7 @@
         <w:pStyle w:val="Date"/>
       </w:pPr>
       <w:r>
-        <w:t xml:space="preserve">2026-08-27</w:t>
+        <w:t xml:space="preserve">2026-09-01</w:t>
       </w:r>
     </w:p>
     <w:sdt>

--- a/docs/content/quarto/leaf_report_template.docx
+++ b/docs/content/quarto/leaf_report_template.docx
@@ -31,7 +31,7 @@
         <w:pStyle w:val="Date"/>
       </w:pPr>
       <w:r>
-        <w:t xml:space="preserve">2026-09-01</w:t>
+        <w:t xml:space="preserve">2026-09-03</w:t>
       </w:r>
     </w:p>
     <w:sdt>

--- a/docs/content/quarto/leaf_report_template.docx
+++ b/docs/content/quarto/leaf_report_template.docx
@@ -465,7 +465,7 @@
       <w:r>
         <w:drawing>
           <wp:inline>
-            <wp:extent cx="5943600" cy="3962400"/>
+            <wp:extent cx="2286000" cy="1524000"/>
             <wp:effectExtent b="0" l="0" r="0" t="0"/>
             <wp:docPr descr="Figure 1. Leaf weight by side of tree, with individual leaves shown." title="" id="12" name="Picture"/>
             <a:graphic>
@@ -486,7 +486,7 @@
                   <pic:spPr bwMode="auto">
                     <a:xfrm>
                       <a:off x="0" y="0"/>
-                      <a:ext cx="5943600" cy="3962400"/>
+                      <a:ext cx="2286000" cy="1524000"/>
                     </a:xfrm>
                     <a:prstGeom prst="rect">
                       <a:avLst/>
@@ -1580,8 +1580,8 @@
       <w:rFonts w:asciiTheme="majorHAnsi" w:cstheme="majorBidi" w:eastAsiaTheme="majorEastAsia" w:hAnsiTheme="majorHAnsi"/>
       <w:spacing w:val="-10"/>
       <w:kern w:val="28"/>
-      <w:sz w:val="56"/>
-      <w:szCs w:val="56"/>
+      <w:sz w:val="40"/>
+      <w:szCs w:val="40"/>
     </w:rPr>
   </w:style>
   <w:style w:customStyle="1" w:styleId="TitleChar" w:type="character">
@@ -1594,8 +1594,8 @@
       <w:rFonts w:asciiTheme="majorHAnsi" w:cstheme="majorBidi" w:eastAsiaTheme="majorEastAsia" w:hAnsiTheme="majorHAnsi"/>
       <w:spacing w:val="-10"/>
       <w:kern w:val="28"/>
-      <w:sz w:val="56"/>
-      <w:szCs w:val="56"/>
+      <w:sz w:val="40"/>
+      <w:szCs w:val="40"/>
     </w:rPr>
   </w:style>
   <w:style w:styleId="Subtitle" w:type="paragraph">

--- a/docs/content/quarto/leaf_report_template.docx
+++ b/docs/content/quarto/leaf_report_template.docx
@@ -31,7 +31,7 @@
         <w:pStyle w:val="Date"/>
       </w:pPr>
       <w:r>
-        <w:t xml:space="preserve">2026-09-03</w:t>
+        <w:t xml:space="preserve">2026-09-04</w:t>
       </w:r>
     </w:p>
     <w:sdt>
